--- a/Semester_5/Praxissemesterbericht/Praxissemesterbericht_Malte_Hermann_2026-03-20.docx
+++ b/Semester_5/Praxissemesterbericht/Praxissemesterbericht_Malte_Hermann_2026-03-20.docx
@@ -112,8 +112,13 @@
         <w:pStyle w:val="MHUITitelseiteText"/>
       </w:pPr>
       <w:r>
-        <w:t>Studienbereich Human Centricity</w:t>
-      </w:r>
+        <w:t xml:space="preserve">Studienbereich Human </w:t>
+      </w:r>
+      <w:proofErr w:type="spellStart"/>
+      <w:r>
+        <w:t>Centricity</w:t>
+      </w:r>
+      <w:proofErr w:type="spellEnd"/>
     </w:p>
     <w:p>
       <w:pPr>
@@ -257,8 +262,13 @@
         <w:pStyle w:val="MHUITitelseiteText"/>
       </w:pPr>
       <w:r>
-        <w:t>Studienbereich Human Centricity</w:t>
-      </w:r>
+        <w:t xml:space="preserve">Studienbereich Human </w:t>
+      </w:r>
+      <w:proofErr w:type="spellStart"/>
+      <w:r>
+        <w:t>Centricity</w:t>
+      </w:r>
+      <w:proofErr w:type="spellEnd"/>
     </w:p>
     <w:p>
       <w:pPr>
@@ -2816,9 +2826,11 @@
       <w:pPr>
         <w:pStyle w:val="MHUIStrichliste"/>
       </w:pPr>
+      <w:proofErr w:type="spellStart"/>
       <w:r>
         <w:t>ContiTech</w:t>
       </w:r>
+      <w:proofErr w:type="spellEnd"/>
     </w:p>
     <w:p>
       <w:pPr>
@@ -2841,7 +2853,15 @@
         <w:pStyle w:val="MHUIFlietext"/>
       </w:pPr>
       <w:r>
-        <w:t xml:space="preserve">Continental fokussiert sich daher wieder vorallem auf das Kerngeschäft, nämlich den Tires Sektor. </w:t>
+        <w:t xml:space="preserve">Continental fokussiert sich daher wieder </w:t>
+      </w:r>
+      <w:proofErr w:type="spellStart"/>
+      <w:r>
+        <w:t>vorallem</w:t>
+      </w:r>
+      <w:proofErr w:type="spellEnd"/>
+      <w:r>
+        <w:t xml:space="preserve"> auf das Kerngeschäft, nämlich den Tires Sektor. </w:t>
       </w:r>
     </w:p>
     <w:p>
@@ -2873,7 +2893,15 @@
         <w:pStyle w:val="MHUIFlietext"/>
       </w:pPr>
       <w:r>
-        <w:t>Die ContiTech entwickelt Kunststofflösungen im industriellen Umfeld für verschiedenste Anwendungsbereiche unter der Leitung von Philip Nelles. Anfang 2025 hatte der Unternehmensteil 39.000 Mitarbeiter. (</w:t>
+        <w:t xml:space="preserve">Die </w:t>
+      </w:r>
+      <w:proofErr w:type="spellStart"/>
+      <w:r>
+        <w:t>ContiTech</w:t>
+      </w:r>
+      <w:proofErr w:type="spellEnd"/>
+      <w:r>
+        <w:t xml:space="preserve"> entwickelt Kunststofflösungen im industriellen Umfeld für verschiedenste Anwendungsbereiche unter der Leitung von Philip Nelles. Anfang 2025 hatte der Unternehmensteil 39.000 Mitarbeiter. (</w:t>
       </w:r>
       <w:r>
         <w:t>https://www.continental.com/de/presse/pressemitteilungen/20250408-continental/</w:t>
@@ -2887,11 +2915,43 @@
         <w:pStyle w:val="MHUIFlietext"/>
       </w:pPr>
       <w:r>
-        <w:t xml:space="preserve">Auch der Bereich ContiTech ist im starken Umbruch. So soll auch dieser Bereich in naher Zukunft ausgegliedert, von Continental losgelöst, werden und als eigenständiges Unternehmen geführt werden. Als Teil </w:t>
+        <w:t xml:space="preserve">Auch der Bereich </w:t>
+      </w:r>
+      <w:proofErr w:type="spellStart"/>
+      <w:r>
+        <w:t>ContiTech</w:t>
+      </w:r>
+      <w:proofErr w:type="spellEnd"/>
+      <w:r>
+        <w:t xml:space="preserve"> ist im starken Umbruch. So soll auch dieser Bereich in naher Zukunft ausgegliedert, von Continental losgelöst, werden und als eigenständiges Unternehmen geführt werden. Als Teil </w:t>
       </w:r>
       <w:r>
         <w:lastRenderedPageBreak/>
-        <w:t xml:space="preserve">der ContiTech war während meiner Zeit schon stark zu spüren, welche Unsicherheiten und Sorgen das mit sich bringen wird und bereits tut. So war ich regelmäßig teil so genannter Open Calls, in welchen immer wieder aufgezeigt wurde, wie der aktuelle Stand der Verkaufs ist und wie die Marktanteile und </w:t>
+        <w:t xml:space="preserve">der </w:t>
+      </w:r>
+      <w:proofErr w:type="spellStart"/>
+      <w:r>
+        <w:t>ContiTech</w:t>
+      </w:r>
+      <w:proofErr w:type="spellEnd"/>
+      <w:r>
+        <w:t xml:space="preserve"> war während meiner Zeit schon stark zu spüren, welche Unsicherheiten und </w:t>
+      </w:r>
+      <w:proofErr w:type="gramStart"/>
+      <w:r>
+        <w:t>Sorgen</w:t>
+      </w:r>
+      <w:proofErr w:type="gramEnd"/>
+      <w:r>
+        <w:t xml:space="preserve"> das mit sich bringen wird und bereits tut. So war ich regelmäßig teil so genannter Open Calls, in welchen immer wieder aufgezeigt wurde, wie der aktuelle Stand </w:t>
+      </w:r>
+      <w:proofErr w:type="gramStart"/>
+      <w:r>
+        <w:t>der Verkaufs</w:t>
+      </w:r>
+      <w:proofErr w:type="gramEnd"/>
+      <w:r>
+        <w:t xml:space="preserve"> ist und wie die Marktanteile und </w:t>
       </w:r>
       <w:r>
         <w:t>Performanceziele immer weiter sinken.</w:t>
@@ -2918,7 +2978,15 @@
         <w:pStyle w:val="MHUIFlietext"/>
       </w:pPr>
       <w:r>
-        <w:t xml:space="preserve">Als Teil der ContiTech spezialisiert sich die SSL (Surface Solutions) auf Oberflächenmaterialien in verschiedenen Bereichen. Ein großer Bereich sind Automobilinterieure, jedoch sind auch Möbelbezüge und dekorative Materialien in diesem Bereich angesiedelt. </w:t>
+        <w:t xml:space="preserve">Als Teil der </w:t>
+      </w:r>
+      <w:proofErr w:type="spellStart"/>
+      <w:r>
+        <w:t>ContiTech</w:t>
+      </w:r>
+      <w:proofErr w:type="spellEnd"/>
+      <w:r>
+        <w:t xml:space="preserve"> spezialisiert sich die SSL (Surface Solutions) auf Oberflächenmaterialien in verschiedenen Bereichen. Ein großer Bereich sind Automobilinterieure, jedoch sind auch Möbelbezüge und dekorative Materialien in diesem Bereich angesiedelt. </w:t>
       </w:r>
     </w:p>
     <w:p>
@@ -2939,7 +3007,15 @@
         <w:pStyle w:val="MHUIFlietext"/>
       </w:pPr>
       <w:r>
-        <w:t>Die Konrad Hornschuch GmbH (bis 02.2026 Konrad Hornschuch AG) , mein An</w:t>
+        <w:t>Die Konrad Hornschuch GmbH (bis 02.2026 Konrad Hornschuch AG</w:t>
+      </w:r>
+      <w:proofErr w:type="gramStart"/>
+      <w:r>
+        <w:t>) ,</w:t>
+      </w:r>
+      <w:proofErr w:type="gramEnd"/>
+      <w:r>
+        <w:t xml:space="preserve"> mein An</w:t>
       </w:r>
       <w:r>
         <w:t>s</w:t>
@@ -2948,15 +3024,39 @@
         <w:t>tellungsstandort</w:t>
       </w:r>
       <w:r>
-        <w:t>, ist seit 2016 teil der Continental AG und wird im Zuge der Ausgliederung der ContiTech vermutlich 2026 ausschließlich zu ContiTech gehören.</w:t>
-      </w:r>
-    </w:p>
-    <w:p>
-      <w:pPr>
-        <w:pStyle w:val="MHUIFlietext"/>
-      </w:pPr>
-      <w:r>
-        <w:t>Auf dem Gelände der Konrad Hurnschuch GmbH wird vorallem für die Heimdekorationsmarke d-c-fix und den Folien- und Kunstleder- bzw. Oberflächenmarkt unter dem Namen Skai produziert. Für diese Bereiche war ich in meiner Zeit vor allem tätig, jedoch auch für Kooperationsprojekte innerhalb der SSL, wie dem Automotiv Bereich mit dem vorrangigen Produktionsstandort Hannover.</w:t>
+        <w:t xml:space="preserve">, ist seit 2016 teil der Continental AG und wird im Zuge der Ausgliederung der </w:t>
+      </w:r>
+      <w:proofErr w:type="spellStart"/>
+      <w:r>
+        <w:t>ContiTech</w:t>
+      </w:r>
+      <w:proofErr w:type="spellEnd"/>
+      <w:r>
+        <w:t xml:space="preserve"> vermutlich 2026 ausschließlich zu </w:t>
+      </w:r>
+      <w:proofErr w:type="spellStart"/>
+      <w:r>
+        <w:t>ContiTech</w:t>
+      </w:r>
+      <w:proofErr w:type="spellEnd"/>
+      <w:r>
+        <w:t xml:space="preserve"> gehören.</w:t>
+      </w:r>
+    </w:p>
+    <w:p>
+      <w:pPr>
+        <w:pStyle w:val="MHUIFlietext"/>
+      </w:pPr>
+      <w:r>
+        <w:t xml:space="preserve">Auf dem Gelände der Konrad Hurnschuch GmbH wird </w:t>
+      </w:r>
+      <w:proofErr w:type="spellStart"/>
+      <w:r>
+        <w:t>vorallem</w:t>
+      </w:r>
+      <w:proofErr w:type="spellEnd"/>
+      <w:r>
+        <w:t xml:space="preserve"> für die Heimdekorationsmarke d-c-fix und den Folien- und Kunstleder- bzw. Oberflächenmarkt unter dem Namen Skai produziert. Für diese Bereiche war ich in meiner Zeit vor allem tätig, jedoch auch für Kooperationsprojekte innerhalb der SSL, wie dem Automotiv Bereich mit dem vorrangigen Produktionsstandort Hannover.</w:t>
       </w:r>
     </w:p>
     <w:p>
@@ -2981,7 +3081,15 @@
         <w:pStyle w:val="MHUIFlietext"/>
       </w:pPr>
       <w:r>
-        <w:t>Vom 01.09.2025 bis zum 28.02.2026 war ich teil des Kommunikationsdesignteams der Konrad Hornschuch GmbH. Als Teil der Abteilung Markteting Communication ist dies ein kleineres Team bestehend aus, inklusive mir, acht Personen unter der Leitung von Christian Wellnitz.</w:t>
+        <w:t xml:space="preserve">Vom 01.09.2025 bis zum 28.02.2026 war ich teil des Kommunikationsdesignteams der Konrad Hornschuch GmbH. Als Teil der Abteilung </w:t>
+      </w:r>
+      <w:proofErr w:type="spellStart"/>
+      <w:r>
+        <w:t>Markteting</w:t>
+      </w:r>
+      <w:proofErr w:type="spellEnd"/>
+      <w:r>
+        <w:t xml:space="preserve"> Communication ist dies ein kleineres Team bestehend aus, inklusive mir, acht Personen unter der Leitung von Christian Wellnitz.</w:t>
       </w:r>
     </w:p>
     <w:p>
@@ -2998,7 +3106,15 @@
         <w:t xml:space="preserve"> benötigt es jedoch nicht nur </w:t>
       </w:r>
       <w:r>
-        <w:t>Grafiker, sondern auch Copywriter, 3d-</w:t>
+        <w:t xml:space="preserve">Grafiker, sondern auch </w:t>
+      </w:r>
+      <w:proofErr w:type="spellStart"/>
+      <w:r>
+        <w:t>Copywriter</w:t>
+      </w:r>
+      <w:proofErr w:type="spellEnd"/>
+      <w:r>
+        <w:t>, 3d-</w:t>
       </w:r>
       <w:r>
         <w:t>S</w:t>
@@ -3046,15 +3162,39 @@
         <w:pStyle w:val="MHUIFlietext"/>
       </w:pPr>
       <w:r>
-        <w:t>Das Team ist in einem Großraumbüro verortet, , in welchem jeder seinen eigenen Schreibtisch besitzt. Ausgestattet mit Monitor, Macbook und Skizzenpapier lässt sich so gut wie jede Aufgabe von hier aus bewältigen. Falls nicht müssen die ausgehändigten Sicherheitsschuhe getragen werden, um über das Gelände zu kommen.</w:t>
-      </w:r>
-    </w:p>
-    <w:p>
-      <w:pPr>
-        <w:pStyle w:val="MHUIFlietext"/>
-      </w:pPr>
-      <w:r>
-        <w:t>Zu dem Büro gehört in einem seperaten Raum ein großer Besprechungstisch, eine kleine Küche und ein noch einmal unterteilter Raum für kleinere Besprechungen.</w:t>
+        <w:t>Das Team ist in einem Großraumbüro verortet</w:t>
+      </w:r>
+      <w:proofErr w:type="gramStart"/>
+      <w:r>
+        <w:t>, ,</w:t>
+      </w:r>
+      <w:proofErr w:type="gramEnd"/>
+      <w:r>
+        <w:t xml:space="preserve"> in welchem jeder seinen eigenen Schreibtisch besitzt. Ausgestattet mit Monitor, </w:t>
+      </w:r>
+      <w:proofErr w:type="spellStart"/>
+      <w:r>
+        <w:t>Macbook</w:t>
+      </w:r>
+      <w:proofErr w:type="spellEnd"/>
+      <w:r>
+        <w:t xml:space="preserve"> und Skizzenpapier lässt sich so gut wie jede Aufgabe von hier aus bewältigen. Falls nicht müssen die ausgehändigten Sicherheitsschuhe getragen werden, um über das Gelände zu kommen.</w:t>
+      </w:r>
+    </w:p>
+    <w:p>
+      <w:pPr>
+        <w:pStyle w:val="MHUIFlietext"/>
+      </w:pPr>
+      <w:r>
+        <w:t xml:space="preserve">Zu dem Büro gehört in einem </w:t>
+      </w:r>
+      <w:proofErr w:type="spellStart"/>
+      <w:r>
+        <w:t>seperaten</w:t>
+      </w:r>
+      <w:proofErr w:type="spellEnd"/>
+      <w:r>
+        <w:t xml:space="preserve"> Raum ein großer Besprechungstisch, eine kleine Küche und ein noch einmal unterteilter Raum für kleinere Besprechungen.</w:t>
       </w:r>
     </w:p>
     <w:p>
@@ -3122,7 +3262,23 @@
         <w:t>Kapitel??</w:t>
       </w:r>
       <w:r>
-        <w:t xml:space="preserve">), Baumarkt POS‘s (Point of Sales), Werbeplakate, Elemente für Website und Webshop, sowie viele weitere Kommunikationsmittel. Zudem war ich Teil von </w:t>
+        <w:t xml:space="preserve">), Baumarkt </w:t>
+      </w:r>
+      <w:proofErr w:type="spellStart"/>
+      <w:r>
+        <w:t>POS‘s</w:t>
+      </w:r>
+      <w:proofErr w:type="spellEnd"/>
+      <w:r>
+        <w:t xml:space="preserve"> (Point </w:t>
+      </w:r>
+      <w:proofErr w:type="spellStart"/>
+      <w:r>
+        <w:t>of</w:t>
+      </w:r>
+      <w:proofErr w:type="spellEnd"/>
+      <w:r>
+        <w:t xml:space="preserve"> Sales), Werbeplakate, Elemente für Website und Webshop, sowie viele weitere Kommunikationsmittel. Zudem war ich Teil von </w:t>
       </w:r>
       <w:r>
         <w:t>Ideenfindungsprozessen und Meetings zu zukünftigen Projekten.</w:t>
@@ -3133,7 +3289,15 @@
         <w:pStyle w:val="MHUIFlietext"/>
       </w:pPr>
       <w:r>
-        <w:t>Vor allem nutzte ich dafür die Adobe Creative Cloud, jedoch kamen auch Tools wie Fusion360 und ? zum Einsatz.</w:t>
+        <w:t xml:space="preserve">Vor allem nutzte ich dafür die Adobe Creative Cloud, jedoch kamen auch Tools wie Fusion360 </w:t>
+      </w:r>
+      <w:proofErr w:type="gramStart"/>
+      <w:r>
+        <w:t>und ?</w:t>
+      </w:r>
+      <w:proofErr w:type="gramEnd"/>
+      <w:r>
+        <w:t xml:space="preserve"> zum Einsatz.</w:t>
       </w:r>
     </w:p>
     <w:p>
@@ -3176,7 +3340,15 @@
         <w:pStyle w:val="MHUIFlietext"/>
       </w:pPr>
       <w:r>
-        <w:t xml:space="preserve">Bei gemeinsamen Mittagspausen in der Abteilungsküche wurde das Gemeinschaftsgefühl gefördert. Außerdem lernte man durch das zusammentreffen verschiedener Teams ständig neues, auch aus </w:t>
+        <w:t xml:space="preserve">Bei gemeinsamen Mittagspausen in der Abteilungsküche wurde das Gemeinschaftsgefühl gefördert. Außerdem lernte man durch das </w:t>
+      </w:r>
+      <w:proofErr w:type="spellStart"/>
+      <w:r>
+        <w:t>zusammentreffen</w:t>
+      </w:r>
+      <w:proofErr w:type="spellEnd"/>
+      <w:r>
+        <w:t xml:space="preserve"> verschiedener Teams ständig neues, auch aus </w:t>
       </w:r>
       <w:r>
         <w:lastRenderedPageBreak/>
@@ -3186,7 +3358,22 @@
         <w:rPr>
           <w:color w:val="EE0000"/>
         </w:rPr>
-        <w:t>Ema und co?</w:t>
+        <w:t xml:space="preserve">Ema und </w:t>
+      </w:r>
+      <w:proofErr w:type="spellStart"/>
+      <w:proofErr w:type="gramStart"/>
+      <w:r>
+        <w:rPr>
+          <w:color w:val="EE0000"/>
+        </w:rPr>
+        <w:t>co</w:t>
+      </w:r>
+      <w:proofErr w:type="spellEnd"/>
+      <w:r>
+        <w:rPr>
+          <w:color w:val="EE0000"/>
+        </w:rPr>
+        <w:t>?</w:t>
       </w:r>
       <w:r>
         <w:rPr>
@@ -3194,6 +3381,7 @@
         </w:rPr>
         <w:t>.</w:t>
       </w:r>
+      <w:proofErr w:type="gramEnd"/>
       <w:r>
         <w:rPr>
           <w:color w:val="EE0000"/>
@@ -3221,23 +3409,79 @@
         <w:pStyle w:val="MHUIFlietext"/>
       </w:pPr>
       <w:r>
-        <w:t>Kapazitäten und aktuelle Projekte wurden jede Woche im Jour Fix im Team besprochen. Da das Team aus Mitgliedern aus Weißbach und aus Hannover besteht fand der Termin stehts über Teams statt, sowie die meisten Meetings und die Kommunikation.</w:t>
-      </w:r>
-    </w:p>
-    <w:p>
-      <w:pPr>
-        <w:pStyle w:val="MHUIFlietext"/>
-      </w:pPr>
-      <w:r>
-        <w:t>Zusätzlich gab es in den Wochen während dem Jahr 2025 noch ein wöchentliches Meeting mit den Marketing Managern, um allen zu verdeutlichen welche Kapazitäten zur Verfügung stehen und welche Aufgaben auch von den jewweils anderen Managern eingespielt wurden. Dieses Meeting wurde jedoch im Jahr 2026 nicht mehr weitergeführt, da Aufgaben dennoch nie zentral eingespielt wurden und man aus diesem Grund den Zweck nicht mehr gesehen hat.</w:t>
-      </w:r>
-    </w:p>
-    <w:p>
-      <w:pPr>
-        <w:pStyle w:val="MHUIFlietext"/>
-      </w:pPr>
-      <w:r>
-        <w:t xml:space="preserve">Ein weiteres Regelmeeting war eine Gesamtrunde des Designteams, welches jeden Monat einmal stattfinden sollte, um den gesammten Fortschritt zu sammeln, sich untereinander abzustimmen und die Erkenntnisse dann weiter nach oben zu tragen. In diesem Fall zum Global Director Design, Markteting &amp; Strategy. </w:t>
+        <w:t xml:space="preserve">Kapazitäten und aktuelle Projekte wurden jede Woche im Jour </w:t>
+      </w:r>
+      <w:proofErr w:type="spellStart"/>
+      <w:r>
+        <w:t>Fix</w:t>
+      </w:r>
+      <w:proofErr w:type="spellEnd"/>
+      <w:r>
+        <w:t xml:space="preserve"> im Team besprochen. Da das Team aus Mitgliedern aus Weißbach und aus Hannover besteht fand der Termin stehts über Teams statt, sowie die meisten Meetings und die Kommunikation.</w:t>
+      </w:r>
+    </w:p>
+    <w:p>
+      <w:pPr>
+        <w:pStyle w:val="MHUIFlietext"/>
+      </w:pPr>
+      <w:r>
+        <w:t xml:space="preserve">Zusätzlich gab es in den Wochen während dem Jahr 2025 noch ein wöchentliches Meeting mit den </w:t>
+      </w:r>
+      <w:proofErr w:type="gramStart"/>
+      <w:r>
+        <w:t>Marketing Managern</w:t>
+      </w:r>
+      <w:proofErr w:type="gramEnd"/>
+      <w:r>
+        <w:t xml:space="preserve">, um allen zu verdeutlichen welche Kapazitäten zur Verfügung stehen und welche Aufgaben auch von den </w:t>
+      </w:r>
+      <w:proofErr w:type="spellStart"/>
+      <w:r>
+        <w:t>jewweils</w:t>
+      </w:r>
+      <w:proofErr w:type="spellEnd"/>
+      <w:r>
+        <w:t xml:space="preserve"> anderen Managern eingespielt wurden. Dieses Meeting wurde jedoch im Jahr 2026 nicht mehr weitergeführt, da Aufgaben dennoch nie zentral eingespielt wurden und man aus diesem Grund den Zweck nicht mehr gesehen hat.</w:t>
+      </w:r>
+    </w:p>
+    <w:p>
+      <w:pPr>
+        <w:pStyle w:val="MHUIFlietext"/>
+      </w:pPr>
+      <w:r>
+        <w:t xml:space="preserve">Ein weiteres Regelmeeting war eine Gesamtrunde des Designteams, welches jeden Monat einmal stattfinden sollte, um den </w:t>
+      </w:r>
+      <w:proofErr w:type="spellStart"/>
+      <w:r>
+        <w:t>gesammten</w:t>
+      </w:r>
+      <w:proofErr w:type="spellEnd"/>
+      <w:r>
+        <w:t xml:space="preserve"> Fortschritt zu sammeln, sich untereinander abzustimmen und die Erkenntnisse dann weiter nach oben zu tragen. In diesem Fall zum Global </w:t>
+      </w:r>
+      <w:proofErr w:type="spellStart"/>
+      <w:r>
+        <w:t>Director</w:t>
+      </w:r>
+      <w:proofErr w:type="spellEnd"/>
+      <w:r>
+        <w:t xml:space="preserve"> Design, </w:t>
+      </w:r>
+      <w:proofErr w:type="spellStart"/>
+      <w:r>
+        <w:t>Markteting</w:t>
+      </w:r>
+      <w:proofErr w:type="spellEnd"/>
+      <w:r>
+        <w:t xml:space="preserve"> &amp; </w:t>
+      </w:r>
+      <w:proofErr w:type="spellStart"/>
+      <w:r>
+        <w:t>Strategy</w:t>
+      </w:r>
+      <w:proofErr w:type="spellEnd"/>
+      <w:r>
+        <w:t xml:space="preserve">. </w:t>
       </w:r>
       <w:r>
         <w:rPr>
@@ -3270,7 +3514,23 @@
       </w:pPr>
       <w:r>
         <w:lastRenderedPageBreak/>
-        <w:t>Über Marketing Manager, welche auf die Teamleitung, oder Mitarbeiter mit seniorität, zugehen, welche diese Aufgaben dann an das Team weiterreichen und somit dann auch zu mir.</w:t>
+        <w:t xml:space="preserve">Über </w:t>
+      </w:r>
+      <w:proofErr w:type="gramStart"/>
+      <w:r>
+        <w:t>Marketing Manager</w:t>
+      </w:r>
+      <w:proofErr w:type="gramEnd"/>
+      <w:r>
+        <w:t xml:space="preserve">, welche auf die Teamleitung, oder Mitarbeiter mit </w:t>
+      </w:r>
+      <w:proofErr w:type="spellStart"/>
+      <w:r>
+        <w:t>seniorität</w:t>
+      </w:r>
+      <w:proofErr w:type="spellEnd"/>
+      <w:r>
+        <w:t>, zugehen, welche diese Aufgaben dann an das Team weiterreichen und somit dann auch zu mir.</w:t>
       </w:r>
     </w:p>
     <w:p>
@@ -3286,7 +3546,15 @@
         <w:pStyle w:val="MHUIFlietext"/>
       </w:pPr>
       <w:r>
-        <w:t xml:space="preserve">Meist kam die Anfrage per Mail, oder schriftlich per Microsoft Teams mit den groben Details zum Projekt. In einem nachfolgenden virtuellen Gespräch wurden daraufhin offene Fragen geklärt, sowie Ausrichtung, Zweck, Zielgruppe usw.. </w:t>
+        <w:t xml:space="preserve">Meist kam die Anfrage per Mail, oder schriftlich per Microsoft Teams mit den groben Details zum Projekt. In einem nachfolgenden virtuellen Gespräch wurden daraufhin offene Fragen geklärt, sowie Ausrichtung, Zweck, Zielgruppe </w:t>
+      </w:r>
+      <w:proofErr w:type="gramStart"/>
+      <w:r>
+        <w:t>usw..</w:t>
+      </w:r>
+      <w:proofErr w:type="gramEnd"/>
+      <w:r>
+        <w:t xml:space="preserve"> </w:t>
       </w:r>
     </w:p>
     <w:p>
@@ -3302,7 +3570,15 @@
         <w:pStyle w:val="MHUIFlietext"/>
       </w:pPr>
       <w:r>
-        <w:t xml:space="preserve">Diese Vorschläge glich ich meist noch mit Teammitgliedern ab, bevor ich diese in einem Folge Meeting vorstellte. Aufgrund der Basis des Feedbacks wurden entweder Verbesserungen vorgenommen, oder einer der Vorschläge final ausgearbeitet und an den Auftraggeber </w:t>
+        <w:t xml:space="preserve">Diese Vorschläge glich ich meist noch mit Teammitgliedern ab, bevor ich diese in einem Folge Meeting vorstellte. Aufgrund der Basis des Feedbacks wurden entweder Verbesserungen </w:t>
+      </w:r>
+      <w:proofErr w:type="gramStart"/>
+      <w:r>
+        <w:t>vorgenommen,</w:t>
+      </w:r>
+      <w:proofErr w:type="gramEnd"/>
+      <w:r>
+        <w:t xml:space="preserve"> oder einer der Vorschläge final ausgearbeitet und an den Auftraggeber </w:t>
       </w:r>
       <w:r>
         <w:t>zur finalen Abnahme zurückgespielt.</w:t>
@@ -3346,7 +3622,15 @@
         <w:pStyle w:val="MHUIFlietext"/>
       </w:pPr>
       <w:r>
-        <w:t>Direkt zu Beginn wurden mir mehrere größere Projekte angetragen, so wurde zum Beispiel das redesign der Funktionsicons der Marke d-c-fix von meiner Vorgängerin begonnen. Dieses Projekt galt es voranzutreiben und abzuschließen.</w:t>
+        <w:t xml:space="preserve">Direkt zu Beginn wurden mir mehrere größere Projekte angetragen, so wurde zum Beispiel das </w:t>
+      </w:r>
+      <w:proofErr w:type="spellStart"/>
+      <w:r>
+        <w:t>redesign</w:t>
+      </w:r>
+      <w:proofErr w:type="spellEnd"/>
+      <w:r>
+        <w:t xml:space="preserve"> der Funktionsicons der Marke d-c-fix von meiner Vorgängerin begonnen. Dieses Projekt galt es voranzutreiben und abzuschließen.</w:t>
       </w:r>
     </w:p>
     <w:p>
@@ -3371,7 +3655,15 @@
         <w:pStyle w:val="MHUIFlietext"/>
       </w:pPr>
       <w:r>
-        <w:t xml:space="preserve">Diese Projekte begleiteten mich die meiste Zeit meines Praktikums. Meist liefen kleinere Projekte parralel mit, sodass ich stets an einem Mix aus größeren und kleineren Projekten arbeitete. </w:t>
+        <w:t xml:space="preserve">Diese Projekte begleiteten mich die meiste Zeit meines Praktikums. Meist liefen kleinere Projekte </w:t>
+      </w:r>
+      <w:proofErr w:type="spellStart"/>
+      <w:r>
+        <w:t>parralel</w:t>
+      </w:r>
+      <w:proofErr w:type="spellEnd"/>
+      <w:r>
+        <w:t xml:space="preserve"> mit, sodass ich stets an einem Mix aus größeren und kleineren Projekten arbeitete. </w:t>
       </w:r>
     </w:p>
     <w:p>
@@ -3446,11 +3738,35 @@
         <w:pStyle w:val="MHUIFlietext"/>
       </w:pPr>
       <w:r>
-        <w:t xml:space="preserve">Während dieses Projektes lernte ich viel über die Erstellung von Vectorgrafiken, Kleinstanpassungen und den Lauf von Typografie, sowie </w:t>
+        <w:t xml:space="preserve">Während dieses Projektes lernte ich viel über die Erstellung von </w:t>
+      </w:r>
+      <w:proofErr w:type="spellStart"/>
+      <w:r>
+        <w:t>Vectorgrafiken</w:t>
+      </w:r>
+      <w:proofErr w:type="spellEnd"/>
+      <w:r>
+        <w:t xml:space="preserve">, Kleinstanpassungen und den Lauf von Typografie, sowie </w:t>
       </w:r>
       <w:r>
         <w:lastRenderedPageBreak/>
-        <w:t>das Schrittweise beobachten von Unterschieden und Gemeinsamkeiten von verschiedenen Vectorstilen.</w:t>
+        <w:t xml:space="preserve">das </w:t>
+      </w:r>
+      <w:proofErr w:type="gramStart"/>
+      <w:r>
+        <w:t>Schrittweise</w:t>
+      </w:r>
+      <w:proofErr w:type="gramEnd"/>
+      <w:r>
+        <w:t xml:space="preserve"> beobachten von Unterschieden und Gemeinsamkeiten von verschiedenen </w:t>
+      </w:r>
+      <w:proofErr w:type="spellStart"/>
+      <w:r>
+        <w:t>Vectorstilen</w:t>
+      </w:r>
+      <w:proofErr w:type="spellEnd"/>
+      <w:r>
+        <w:t>.</w:t>
       </w:r>
       <w:r>
         <w:t xml:space="preserve"> </w:t>
@@ -3461,10 +3777,26 @@
         <w:pStyle w:val="MHUIFlietext"/>
       </w:pPr>
       <w:r>
-        <w:t>Das Endergebniss war für mich zufriedenstellend und integrierte sich gut mit anderen Designs und den Produkten der Brand, sodass das Ziel eine einheitliche Markenkommunikation zu erstellen, erfüllt wurde. Zeitlich benötigte dieses Projekt mehr Zeit als ursprünglich von mir antizipiert. Viele, teils sehr kleine, Anpassungen summierten sich</w:t>
-      </w:r>
-      <w:r>
-        <w:t>, vorallem gegen Ende,</w:t>
+        <w:t xml:space="preserve">Das </w:t>
+      </w:r>
+      <w:proofErr w:type="spellStart"/>
+      <w:r>
+        <w:t>Endergebniss</w:t>
+      </w:r>
+      <w:proofErr w:type="spellEnd"/>
+      <w:r>
+        <w:t xml:space="preserve"> war für mich zufriedenstellend und integrierte sich gut mit anderen Designs und den Produkten der Brand, sodass das Ziel eine einheitliche Markenkommunikation zu erstellen, erfüllt wurde. Zeitlich benötigte dieses Projekt mehr Zeit als ursprünglich von mir antizipiert. Viele, teils sehr kleine, Anpassungen summierten sich</w:t>
+      </w:r>
+      <w:r>
+        <w:t xml:space="preserve">, </w:t>
+      </w:r>
+      <w:proofErr w:type="spellStart"/>
+      <w:r>
+        <w:t>vorallem</w:t>
+      </w:r>
+      <w:proofErr w:type="spellEnd"/>
+      <w:r>
+        <w:t xml:space="preserve"> gegen Ende,</w:t>
       </w:r>
       <w:r>
         <w:t xml:space="preserve"> mit den Feedbackloops zu einer nicht unerheblichen Menge Zeit. </w:t>
@@ -3539,15 +3871,39 @@
         <w:t xml:space="preserve">Gesagt sein muss, dass das Projekt als solches schon etwas früher begann, sodass schon grobe Ideen für die Richtung und ein rudimentärer Zeitplan feststanden.  Mein erster Kontakt war das Meeting, in welchem die endgültige Grundidee final diskutiert und abgestimmt wurde: „Das leitende Prinzip ist die visuelle Darstellung unansehnlicher, anwendungsuntypischer Objekte und deren „Verwandlung“ durch d-c-fix-Folien.“. </w:t>
       </w:r>
       <w:r>
-        <w:t>Zielgruppe soll eine Firmeninterne Protopersona sein. Es sollen unter 30 jährige Frauen mit urbanem Hintergrund angesprochen werden.</w:t>
-      </w:r>
-    </w:p>
-    <w:p>
-      <w:pPr>
-        <w:pStyle w:val="MHUIFlietext"/>
-      </w:pPr>
-      <w:r>
-        <w:t xml:space="preserve">Nach der Festlegung des Themas wurde ich damit beauftragt passende Motive zu sammeln. In gemeinsamen Besprechungen mit Management, Copywriting, </w:t>
+        <w:t xml:space="preserve">Zielgruppe soll eine Firmeninterne </w:t>
+      </w:r>
+      <w:proofErr w:type="spellStart"/>
+      <w:r>
+        <w:t>Protopersona</w:t>
+      </w:r>
+      <w:proofErr w:type="spellEnd"/>
+      <w:r>
+        <w:t xml:space="preserve"> sein. Es sollen unter </w:t>
+      </w:r>
+      <w:proofErr w:type="gramStart"/>
+      <w:r>
+        <w:t>30 jährige</w:t>
+      </w:r>
+      <w:proofErr w:type="gramEnd"/>
+      <w:r>
+        <w:t xml:space="preserve"> Frauen mit urbanem Hintergrund angesprochen werden.</w:t>
+      </w:r>
+    </w:p>
+    <w:p>
+      <w:pPr>
+        <w:pStyle w:val="MHUIFlietext"/>
+      </w:pPr>
+      <w:r>
+        <w:t xml:space="preserve">Nach der Festlegung des Themas wurde ich damit beauftragt passende Motive zu sammeln. In gemeinsamen Besprechungen mit Management, </w:t>
+      </w:r>
+      <w:proofErr w:type="spellStart"/>
+      <w:r>
+        <w:t>Copywriting</w:t>
+      </w:r>
+      <w:proofErr w:type="spellEnd"/>
+      <w:r>
+        <w:t xml:space="preserve">, </w:t>
       </w:r>
       <w:r>
         <w:t xml:space="preserve">Ecom und Marketing stachen recht schnell sog. „Nichtorte“ als besonders passende Motive heraus, darunter U-Bahn-/ Bushaltestellen, Dixi Toiletten, Brücken, Fußgängerüberwege, Parkhäuser und ähnliches. </w:t>
@@ -3558,7 +3914,23 @@
         <w:pStyle w:val="MHUIFlietext"/>
       </w:pPr>
       <w:r>
-        <w:t xml:space="preserve">Im weiteren wurde der Grundmotivpool auf eine kleine Auswahlbegrenzt und einige der farbenfrohen d-c-fix Dekofolien testweise auf die Objekte bearbeitet. </w:t>
+        <w:t xml:space="preserve">Im </w:t>
+      </w:r>
+      <w:proofErr w:type="gramStart"/>
+      <w:r>
+        <w:t>weiteren</w:t>
+      </w:r>
+      <w:proofErr w:type="gramEnd"/>
+      <w:r>
+        <w:t xml:space="preserve"> wurde der Grundmotivpool auf eine kleine Auswahlbegrenzt und einige der farbenfrohen d-c-fix </w:t>
+      </w:r>
+      <w:proofErr w:type="spellStart"/>
+      <w:r>
+        <w:t>Dekofolien</w:t>
+      </w:r>
+      <w:proofErr w:type="spellEnd"/>
+      <w:r>
+        <w:t xml:space="preserve"> testweise auf die Objekte bearbeitet. </w:t>
       </w:r>
     </w:p>
     <w:p>
@@ -3570,15 +3942,63 @@
       </w:r>
       <w:r>
         <w:lastRenderedPageBreak/>
-        <w:t>Motiv, einem sog. Memphispattern als Teil des Corporate Designs, dem Slogan „d-c-fix es einfach!“ und einem Call to action inklusive Qr-Code.</w:t>
-      </w:r>
-    </w:p>
-    <w:p>
-      <w:pPr>
-        <w:pStyle w:val="MHUIFlietext"/>
-      </w:pPr>
-      <w:r>
-        <w:t>In der finalen Phase lernte ich neues über das bereitmachen der Daten für verschiedene Anwedungsbereiche. Hauptsächlich galt es die Motive für 18/1 Plakate Druckfertig zu machen. Farbprofil und Überlappungskanten der einzelnen Druckbahnen waren die letzte Herausforderung, bevor die Plakate Anfang Februar in den Druck gingen.</w:t>
+        <w:t xml:space="preserve">Motiv, einem sog. </w:t>
+      </w:r>
+      <w:proofErr w:type="spellStart"/>
+      <w:r>
+        <w:t>Memphispattern</w:t>
+      </w:r>
+      <w:proofErr w:type="spellEnd"/>
+      <w:r>
+        <w:t xml:space="preserve"> als Teil des Corporate Designs, dem Slogan „d-c-fix es einfach!“ und einem Call </w:t>
+      </w:r>
+      <w:proofErr w:type="spellStart"/>
+      <w:r>
+        <w:t>to</w:t>
+      </w:r>
+      <w:proofErr w:type="spellEnd"/>
+      <w:r>
+        <w:t xml:space="preserve"> </w:t>
+      </w:r>
+      <w:proofErr w:type="spellStart"/>
+      <w:r>
+        <w:t>action</w:t>
+      </w:r>
+      <w:proofErr w:type="spellEnd"/>
+      <w:r>
+        <w:t xml:space="preserve"> inklusive </w:t>
+      </w:r>
+      <w:proofErr w:type="spellStart"/>
+      <w:r>
+        <w:t>Qr-Code</w:t>
+      </w:r>
+      <w:proofErr w:type="spellEnd"/>
+      <w:r>
+        <w:t>.</w:t>
+      </w:r>
+    </w:p>
+    <w:p>
+      <w:pPr>
+        <w:pStyle w:val="MHUIFlietext"/>
+      </w:pPr>
+      <w:r>
+        <w:t xml:space="preserve">In der finalen Phase lernte ich neues über </w:t>
+      </w:r>
+      <w:proofErr w:type="gramStart"/>
+      <w:r>
+        <w:t>das bereitmachen</w:t>
+      </w:r>
+      <w:proofErr w:type="gramEnd"/>
+      <w:r>
+        <w:t xml:space="preserve"> der Daten für verschiedene </w:t>
+      </w:r>
+      <w:proofErr w:type="spellStart"/>
+      <w:r>
+        <w:t>Anwedungsbereiche</w:t>
+      </w:r>
+      <w:proofErr w:type="spellEnd"/>
+      <w:r>
+        <w:t>. Hauptsächlich galt es die Motive für 18/1 Plakate Druckfertig zu machen. Farbprofil und Überlappungskanten der einzelnen Druckbahnen waren die letzte Herausforderung, bevor die Plakate Anfang Februar in den Druck gingen.</w:t>
       </w:r>
     </w:p>
     <w:p>
@@ -3589,10 +4009,58 @@
         </w:rPr>
       </w:pPr>
       <w:r>
-        <w:t>Das Hauptaugenmerk der Kampagne war der out of home (OOH) Bereich mit 26 18/1-Plakaten in Gießen und 5 Flächen in Berlin mit großer Sichtbarkeit. Jedoch wurde parallel auch eine bezahlte Google-ads Kampagne geführt mit Fokus auf den Raum Frankfurt und München. Auch diese Motive wurden von mir vorbereitet, sowie die Bilder der Landingpage, welche vom Qr-code oder Link aus zu erreichen war.</w:t>
-      </w:r>
-      <w:r>
-        <w:t xml:space="preserve"> Das Budget für die OOH Kampagne betrug 20.000€ und 8.000€ für die digitale Kampagne.</w:t>
+        <w:t xml:space="preserve">Das Hauptaugenmerk der Kampagne war der out </w:t>
+      </w:r>
+      <w:proofErr w:type="spellStart"/>
+      <w:r>
+        <w:t>of</w:t>
+      </w:r>
+      <w:proofErr w:type="spellEnd"/>
+      <w:r>
+        <w:t xml:space="preserve"> </w:t>
+      </w:r>
+      <w:proofErr w:type="spellStart"/>
+      <w:r>
+        <w:t>home</w:t>
+      </w:r>
+      <w:proofErr w:type="spellEnd"/>
+      <w:r>
+        <w:t xml:space="preserve"> (OOH) Bereich mit 26 18/1-Plakaten in Gießen und 5 Flächen in Berlin mit großer Sichtbarkeit. Jedoch wurde parallel auch eine bezahlte Google-</w:t>
+      </w:r>
+      <w:proofErr w:type="spellStart"/>
+      <w:r>
+        <w:t>ads</w:t>
+      </w:r>
+      <w:proofErr w:type="spellEnd"/>
+      <w:r>
+        <w:t xml:space="preserve"> Kampagne geführt mit Fokus auf den Raum Frankfurt und München. Auch diese Motive wurden von mir vorbereitet, sowie die Bilder der Landingpage, welche vom </w:t>
+      </w:r>
+      <w:proofErr w:type="spellStart"/>
+      <w:r>
+        <w:t>Qr-code</w:t>
+      </w:r>
+      <w:proofErr w:type="spellEnd"/>
+      <w:r>
+        <w:t xml:space="preserve"> oder Link </w:t>
+      </w:r>
+      <w:proofErr w:type="gramStart"/>
+      <w:r>
+        <w:t>aus zu erreichen</w:t>
+      </w:r>
+      <w:proofErr w:type="gramEnd"/>
+      <w:r>
+        <w:t xml:space="preserve"> war.</w:t>
+      </w:r>
+      <w:r>
+        <w:t xml:space="preserve"> Das Budget für die </w:t>
+      </w:r>
+      <w:proofErr w:type="gramStart"/>
+      <w:r>
+        <w:t>OOH Kampagne</w:t>
+      </w:r>
+      <w:proofErr w:type="gramEnd"/>
+      <w:r>
+        <w:t xml:space="preserve"> betrug 20.000€ und 8.000€ für die digitale Kampagne.</w:t>
       </w:r>
     </w:p>
     <w:p>
@@ -3614,7 +4082,15 @@
         <w:pStyle w:val="MHUIFlietext"/>
       </w:pPr>
       <w:r>
-        <w:t>Da das Projekt die erste OOH Kampagne der Marke d-c-fix war und mit einem (</w:t>
+        <w:t xml:space="preserve">Da das Projekt die erste </w:t>
+      </w:r>
+      <w:proofErr w:type="gramStart"/>
+      <w:r>
+        <w:t>OOH Kampagne</w:t>
+      </w:r>
+      <w:proofErr w:type="gramEnd"/>
+      <w:r>
+        <w:t xml:space="preserve"> der Marke d-c-fix war und mit einem (</w:t>
       </w:r>
       <w:r>
         <w:rPr>
@@ -3630,7 +4106,15 @@
       </w:r>
       <w:r>
         <w:lastRenderedPageBreak/>
-        <w:t>allem auch durch das vertrauen, dass mir entgegengebracht wurde, das Projekt von Grafischer Seite aus vollständig zu betreuen.</w:t>
+        <w:t xml:space="preserve">allem auch durch </w:t>
+      </w:r>
+      <w:proofErr w:type="gramStart"/>
+      <w:r>
+        <w:t>das vertrauen</w:t>
+      </w:r>
+      <w:proofErr w:type="gramEnd"/>
+      <w:r>
+        <w:t>, dass mir entgegengebracht wurde, das Projekt von Grafischer Seite aus vollständig zu betreuen.</w:t>
       </w:r>
     </w:p>
     <w:p>
@@ -3702,7 +4186,23 @@
         <w:t xml:space="preserve"> in Autositzform</w:t>
       </w:r>
       <w:r>
-        <w:t>, um die Themen der besonderen Recyclingfähigkeit des Materials zu verdeutlichen. Dieser Entwurf sah mehrere Blätter vor, welche über die Lehne geklappt werden können, ähnlich eines Collegeblocks, um die Inhalte unterzubringen.</w:t>
+        <w:t xml:space="preserve">, um die Themen der besonderen Recyclingfähigkeit des Materials zu verdeutlichen. Dieser Entwurf sah mehrere Blätter vor, welche über die Lehne </w:t>
+      </w:r>
+      <w:proofErr w:type="gramStart"/>
+      <w:r>
+        <w:t>geklappt</w:t>
+      </w:r>
+      <w:proofErr w:type="gramEnd"/>
+      <w:r>
+        <w:t xml:space="preserve"> werden können, ähnlich </w:t>
+      </w:r>
+      <w:proofErr w:type="gramStart"/>
+      <w:r>
+        <w:t>eines Collegeblocks</w:t>
+      </w:r>
+      <w:proofErr w:type="gramEnd"/>
+      <w:r>
+        <w:t>, um die Inhalte unterzubringen.</w:t>
       </w:r>
     </w:p>
     <w:p>
@@ -3721,7 +4221,23 @@
         <w:t xml:space="preserve">In Kooperation mit einem langjährigen Parter, welchen ich bereits für die Produktion angefragt und </w:t>
       </w:r>
       <w:r>
-        <w:t>mit eingebunden hatte, erarbeiteten wir ein Konzept für einen Tischaufsteller aus Acrylglas mit zwischengelagerten Aludibondplatten. Auf den Aludibondplatten soll der Inhalt transportiert werden.</w:t>
+        <w:t xml:space="preserve">mit eingebunden hatte, erarbeiteten wir ein Konzept für einen Tischaufsteller aus Acrylglas mit zwischengelagerten </w:t>
+      </w:r>
+      <w:proofErr w:type="spellStart"/>
+      <w:r>
+        <w:t>Aludibondplatten</w:t>
+      </w:r>
+      <w:proofErr w:type="spellEnd"/>
+      <w:r>
+        <w:t xml:space="preserve">. Auf den </w:t>
+      </w:r>
+      <w:proofErr w:type="spellStart"/>
+      <w:r>
+        <w:t>Aludibondplatten</w:t>
+      </w:r>
+      <w:proofErr w:type="spellEnd"/>
+      <w:r>
+        <w:t xml:space="preserve"> soll der Inhalt transportiert werden.</w:t>
       </w:r>
     </w:p>
     <w:p>
@@ -3763,7 +4279,28 @@
         <w:t>Trotz der Schwierigkeiten, welche das Projekt mit sich brachte, oder gerade wegen diesen, war dies eines der lehrreichsten während meines Praktikums</w:t>
       </w:r>
       <w:r>
-        <w:t>. Nicht nur lernte ich mit externen Firmen zu kommunizieren und Aufträge zu vergeben, sondern welche Bedeutung eine gute firmeninterne Kommunikation hat. Des weiteren erforderte das Entwickeln von Ideen für diesen Use-Case ein gewisses umdenken, welches mich auch in Zukunft begleiten wird.</w:t>
+        <w:t xml:space="preserve">. Nicht nur lernte ich mit externen Firmen zu kommunizieren und Aufträge zu vergeben, sondern welche Bedeutung eine gute firmeninterne Kommunikation hat. </w:t>
+      </w:r>
+      <w:proofErr w:type="gramStart"/>
+      <w:r>
+        <w:t xml:space="preserve">Des </w:t>
+      </w:r>
+      <w:proofErr w:type="spellStart"/>
+      <w:r>
+        <w:t>weiteren</w:t>
+      </w:r>
+      <w:proofErr w:type="spellEnd"/>
+      <w:proofErr w:type="gramEnd"/>
+      <w:r>
+        <w:t xml:space="preserve"> erforderte das Entwickeln von Ideen für diesen Use-Case </w:t>
+      </w:r>
+      <w:proofErr w:type="gramStart"/>
+      <w:r>
+        <w:t>ein gewisses umdenken</w:t>
+      </w:r>
+      <w:proofErr w:type="gramEnd"/>
+      <w:r>
+        <w:t>, welches mich auch in Zukunft begleiten wird.</w:t>
       </w:r>
     </w:p>
     <w:p>
@@ -3793,7 +4330,23 @@
         <w:t>Abseits der großen Projekte verbrachte ich einen Großteil meiner Zeit in Adobe InDesign.</w:t>
       </w:r>
       <w:r>
-        <w:t xml:space="preserve"> Wie schon in vorherigen Kapiteln erwähnt kamen die Aufträge meist über Teammitglieder, oder direkt von den internen Auftraggebern zu mir. Diese kleineren Aufträge ließen sich meißt in ein bis drei Tagen abschließen.</w:t>
+        <w:t xml:space="preserve"> Wie schon in vorherigen Kapiteln </w:t>
+      </w:r>
+      <w:proofErr w:type="gramStart"/>
+      <w:r>
+        <w:t>erwähnt</w:t>
+      </w:r>
+      <w:proofErr w:type="gramEnd"/>
+      <w:r>
+        <w:t xml:space="preserve"> kamen die Aufträge meist über Teammitglieder, oder direkt von den internen Auftraggebern zu mir. Diese kleineren Aufträge ließen sich </w:t>
+      </w:r>
+      <w:proofErr w:type="spellStart"/>
+      <w:r>
+        <w:t>meißt</w:t>
+      </w:r>
+      <w:proofErr w:type="spellEnd"/>
+      <w:r>
+        <w:t xml:space="preserve"> in ein bis drei Tagen abschließen.</w:t>
       </w:r>
     </w:p>
     <w:p>
@@ -3807,23 +4360,71 @@
         <w:t xml:space="preserve"> </w:t>
       </w:r>
       <w:r>
-        <w:t>kamen. Falls nötig stellte ich noch wenige klarifizierende Fragen per Mail oder Teams-Meeting und konnte somit recht schnell an das eigentliche Bearbeiten gehen.</w:t>
-      </w:r>
-    </w:p>
-    <w:p>
-      <w:pPr>
-        <w:pStyle w:val="MHUIFlietext"/>
-      </w:pPr>
-      <w:r>
-        <w:t>Im Folgenden möchte ich einige der kleineren Projekte repräsentativ für die vielzahl vorstellen, um einen kleinen Einblick in das „Tagwerk“ zu geben.</w:t>
-      </w:r>
-    </w:p>
-    <w:p>
-      <w:pPr>
-        <w:pStyle w:val="MHUIFlietext"/>
-      </w:pPr>
-      <w:r>
-        <w:t>Recht früh erstellte ich auf Basis bestehender Points of Sales (POS) einen neuen für die Britische Baumarktkette „Woodies“. Die Kommunikation mit der Auftraggeberin verlief aus diesem Grund auch vollständig auf Englisch. Der POS besteht aus Bändern auf der Unterseite der Regale teils mit aufgeklebten echtmustern, teils mit Bildern, und einem Klapper an der Seite mit einer Anleitung zur Anbringung und auch hier noch einmal Echtmustern, sowie einer Werbemessage auf der Rückseite</w:t>
+        <w:t xml:space="preserve">kamen. Falls nötig stellte ich noch wenige </w:t>
+      </w:r>
+      <w:proofErr w:type="spellStart"/>
+      <w:r>
+        <w:t>klarifizierende</w:t>
+      </w:r>
+      <w:proofErr w:type="spellEnd"/>
+      <w:r>
+        <w:t xml:space="preserve"> Fragen per Mail oder Teams-Meeting und konnte somit recht schnell an das eigentliche Bearbeiten gehen.</w:t>
+      </w:r>
+    </w:p>
+    <w:p>
+      <w:pPr>
+        <w:pStyle w:val="MHUIFlietext"/>
+      </w:pPr>
+      <w:r>
+        <w:t xml:space="preserve">Im Folgenden möchte ich einige der kleineren Projekte repräsentativ für die </w:t>
+      </w:r>
+      <w:proofErr w:type="spellStart"/>
+      <w:r>
+        <w:t>vielzahl</w:t>
+      </w:r>
+      <w:proofErr w:type="spellEnd"/>
+      <w:r>
+        <w:t xml:space="preserve"> vorstellen, um einen kleinen Einblick in das „Tagwerk“ zu geben.</w:t>
+      </w:r>
+    </w:p>
+    <w:p>
+      <w:pPr>
+        <w:pStyle w:val="MHUIFlietext"/>
+      </w:pPr>
+      <w:r>
+        <w:t xml:space="preserve">Recht früh erstellte ich auf Basis bestehender Points </w:t>
+      </w:r>
+      <w:proofErr w:type="spellStart"/>
+      <w:r>
+        <w:t>of</w:t>
+      </w:r>
+      <w:proofErr w:type="spellEnd"/>
+      <w:r>
+        <w:t xml:space="preserve"> Sales (POS) einen neuen für die </w:t>
+      </w:r>
+      <w:proofErr w:type="gramStart"/>
+      <w:r>
+        <w:t>Britische</w:t>
+      </w:r>
+      <w:proofErr w:type="gramEnd"/>
+      <w:r>
+        <w:t xml:space="preserve"> Baumarktkette „</w:t>
+      </w:r>
+      <w:proofErr w:type="spellStart"/>
+      <w:r>
+        <w:t>Woodies</w:t>
+      </w:r>
+      <w:proofErr w:type="spellEnd"/>
+      <w:r>
+        <w:t xml:space="preserve">“. Die Kommunikation mit der Auftraggeberin verlief aus diesem Grund auch vollständig auf Englisch. Der POS besteht aus Bändern auf der Unterseite der Regale teils mit aufgeklebten echtmustern, teils mit Bildern, und </w:t>
+      </w:r>
+      <w:proofErr w:type="gramStart"/>
+      <w:r>
+        <w:t>einem Klapper</w:t>
+      </w:r>
+      <w:proofErr w:type="gramEnd"/>
+      <w:r>
+        <w:t xml:space="preserve"> an der Seite mit einer Anleitung zur Anbringung und auch hier noch einmal Echtmustern, sowie einer Werbemessage auf der Rückseite</w:t>
       </w:r>
       <w:r>
         <w:t>.</w:t>
@@ -3840,36 +4441,88 @@
         <w:rPr>
           <w:color w:val="EE0000"/>
         </w:rPr>
-        <w:t>Bild woodies Shelf</w:t>
-      </w:r>
-    </w:p>
-    <w:p>
-      <w:pPr>
-        <w:pStyle w:val="MHUIFlietext"/>
-      </w:pPr>
-      <w:r>
-        <w:t xml:space="preserve">Die </w:t>
-      </w:r>
-      <w:r>
-        <w:t xml:space="preserve">häufigsten Aufträge betrafen allerdings die sog. Farbkarten für Materialitäten der Marke Skai, hier meist im Kunstlederbereich. Die Farbkarten sind ein Tool, um dem Kunden auf der Suche nach dem passenden Material möglichst alle Farb- und Narbvarianten auf kleinem </w:t>
-      </w:r>
-      <w:r>
-        <w:lastRenderedPageBreak/>
-        <w:t>Raum mit allen wichtigen zugehörigen Informationen zu liefern. Dazu gehören allerdings auch Abwandungen der Farbkarten, um diese auf sog. Musterblöcken anzubringen. Musterblöcke sind Stapel an kleinen Ausschnitten der verschiedenen Lederoptiken inklusive Deck- und Informationsblatts. Aufträge beinhalteten hier Änderungen der Daten, Änderungen an den Mustern und auch das Entwerfen neuer Deckblätter. So durfte ich das Deckblatt und auch den Rest der Farbkarte für ein neues Material für den Schifffahrtsbereich entwerfen.</w:t>
-      </w:r>
-    </w:p>
-    <w:p>
-      <w:pPr>
-        <w:pStyle w:val="MHUIFlietext"/>
+        <w:t xml:space="preserve">Bild </w:t>
+      </w:r>
+      <w:proofErr w:type="spellStart"/>
+      <w:r>
         <w:rPr>
           <w:color w:val="EE0000"/>
         </w:rPr>
-      </w:pPr>
+        <w:t>woodies</w:t>
+      </w:r>
+      <w:proofErr w:type="spellEnd"/>
       <w:r>
         <w:rPr>
           <w:color w:val="EE0000"/>
         </w:rPr>
-        <w:t>Bild Skai misuna EN</w:t>
+        <w:t xml:space="preserve"> Shelf</w:t>
+      </w:r>
+    </w:p>
+    <w:p>
+      <w:pPr>
+        <w:pStyle w:val="MHUIFlietext"/>
+      </w:pPr>
+      <w:r>
+        <w:t xml:space="preserve">Die </w:t>
+      </w:r>
+      <w:r>
+        <w:t xml:space="preserve">häufigsten Aufträge betrafen allerdings die sog. Farbkarten für </w:t>
+      </w:r>
+      <w:proofErr w:type="spellStart"/>
+      <w:r>
+        <w:t>Materialitäten</w:t>
+      </w:r>
+      <w:proofErr w:type="spellEnd"/>
+      <w:r>
+        <w:t xml:space="preserve"> der Marke Skai, hier meist im Kunstlederbereich. Die Farbkarten sind ein Tool, um dem Kunden auf der Suche nach dem passenden Material möglichst alle Farb- und </w:t>
+      </w:r>
+      <w:proofErr w:type="spellStart"/>
+      <w:r>
+        <w:t>Narbvarianten</w:t>
+      </w:r>
+      <w:proofErr w:type="spellEnd"/>
+      <w:r>
+        <w:t xml:space="preserve"> auf kleinem </w:t>
+      </w:r>
+      <w:r>
+        <w:lastRenderedPageBreak/>
+        <w:t xml:space="preserve">Raum mit allen wichtigen zugehörigen Informationen zu liefern. Dazu gehören allerdings auch </w:t>
+      </w:r>
+      <w:proofErr w:type="spellStart"/>
+      <w:r>
+        <w:t>Abwandungen</w:t>
+      </w:r>
+      <w:proofErr w:type="spellEnd"/>
+      <w:r>
+        <w:t xml:space="preserve"> der Farbkarten, um diese auf sog. Musterblöcken anzubringen. Musterblöcke sind Stapel an kleinen Ausschnitten der verschiedenen Lederoptiken inklusive Deck- und Informationsblatts. Aufträge beinhalteten hier Änderungen der Daten, Änderungen an den Mustern und auch das Entwerfen neuer Deckblätter. So durfte ich das Deckblatt und auch den Rest der Farbkarte für ein neues Material für den Schifffahrtsbereich entwerfen.</w:t>
+      </w:r>
+    </w:p>
+    <w:p>
+      <w:pPr>
+        <w:pStyle w:val="MHUIFlietext"/>
+        <w:rPr>
+          <w:color w:val="EE0000"/>
+        </w:rPr>
+      </w:pPr>
+      <w:r>
+        <w:rPr>
+          <w:color w:val="EE0000"/>
+        </w:rPr>
+        <w:t xml:space="preserve">Bild Skai </w:t>
+      </w:r>
+      <w:proofErr w:type="spellStart"/>
+      <w:r>
+        <w:rPr>
+          <w:color w:val="EE0000"/>
+        </w:rPr>
+        <w:t>misuna</w:t>
+      </w:r>
+      <w:proofErr w:type="spellEnd"/>
+      <w:r>
+        <w:rPr>
+          <w:color w:val="EE0000"/>
+        </w:rPr>
+        <w:t xml:space="preserve"> EN</w:t>
       </w:r>
     </w:p>
     <w:p>
@@ -3880,18 +4533,103 @@
         <w:t>Recht regelmäßig</w:t>
       </w:r>
       <w:r>
-        <w:t xml:space="preserve"> kam auch die Erstellung von LinkedIn und Instagramposts für die Socialkanäle hinzu. </w:t>
-      </w:r>
-      <w:r>
-        <w:t xml:space="preserve">Dies war immer eine recht simple Aufgabe und ging schnell von der Hand, da es sich meist nur um Größenanpassungen der mitgelieferten Bilder und das einbringen des Corporate Designs war. </w:t>
-      </w:r>
-    </w:p>
-    <w:p>
-      <w:pPr>
-        <w:pStyle w:val="MHUIFlietext"/>
-      </w:pPr>
-      <w:r>
-        <w:t>Obwohl die Aufgaben als solche nicht besonders herausfordernd waren lernte ich doch einiges dazu. So merkte ich, dass je mehr Aufgaben in InDesign erledigt wurden, ich immer sicherer im Umgang wurde. Auch halfen mir kleinere Aufgaben schnellere Erfolgserlebnisse zu haben im Gegensatz zu den größeren Projekten, welche an der ein oder anderen Stelle etwas langwierig wurden.</w:t>
+        <w:t xml:space="preserve"> kam auch die Erstellung von LinkedIn und </w:t>
+      </w:r>
+      <w:proofErr w:type="spellStart"/>
+      <w:r>
+        <w:t>Instagramposts</w:t>
+      </w:r>
+      <w:proofErr w:type="spellEnd"/>
+      <w:r>
+        <w:t xml:space="preserve"> für die </w:t>
+      </w:r>
+      <w:proofErr w:type="spellStart"/>
+      <w:r>
+        <w:t>Socialkanäle</w:t>
+      </w:r>
+      <w:proofErr w:type="spellEnd"/>
+      <w:r>
+        <w:t xml:space="preserve"> hinzu. </w:t>
+      </w:r>
+      <w:r>
+        <w:t xml:space="preserve">Dies war immer eine recht simple Aufgabe und ging schnell von der Hand, da es sich meist nur um Größenanpassungen der mitgelieferten Bilder und </w:t>
+      </w:r>
+      <w:proofErr w:type="gramStart"/>
+      <w:r>
+        <w:t xml:space="preserve">das </w:t>
+      </w:r>
+      <w:proofErr w:type="spellStart"/>
+      <w:r>
+        <w:t>einbringen</w:t>
+      </w:r>
+      <w:proofErr w:type="spellEnd"/>
+      <w:proofErr w:type="gramEnd"/>
+      <w:r>
+        <w:t xml:space="preserve"> des Corporate Designs war. </w:t>
+      </w:r>
+    </w:p>
+    <w:p>
+      <w:pPr>
+        <w:pStyle w:val="MHUIFlietext"/>
+      </w:pPr>
+      <w:r>
+        <w:t xml:space="preserve">Obwohl die Aufgaben als solche nicht besonders herausfordernd </w:t>
+      </w:r>
+      <w:proofErr w:type="gramStart"/>
+      <w:r>
+        <w:t>waren</w:t>
+      </w:r>
+      <w:proofErr w:type="gramEnd"/>
+      <w:r>
+        <w:t xml:space="preserve"> lernte ich doch einiges dazu. So merkte ich, dass je mehr Aufgaben in InDesign erledigt wurden, ich immer sicherer im Umgang wurde. Auch halfen mir kleinere Aufgaben schnellere Erfolgserlebnisse zu haben im Gegensatz zu den größeren Projekten, welche an der ein oder anderen Stelle etwas langwierig wurden.</w:t>
+      </w:r>
+    </w:p>
+    <w:p>
+      <w:pPr>
+        <w:pStyle w:val="MHUIFlietext"/>
+      </w:pPr>
+      <w:r>
+        <w:t xml:space="preserve">Doch nicht nur Bilder durfte ich während meines Praktikums erstellen. </w:t>
+      </w:r>
+      <w:r>
+        <w:t xml:space="preserve">Mit sog. Sampleboxen durfte ich auch in InDesign Objekte für den täglichen Gebrauch von </w:t>
+      </w:r>
+      <w:proofErr w:type="spellStart"/>
+      <w:r>
+        <w:t>Salespersonal</w:t>
+      </w:r>
+      <w:proofErr w:type="spellEnd"/>
+      <w:r>
+        <w:t xml:space="preserve"> erstellen bzw. adaptieren. </w:t>
+      </w:r>
+      <w:r>
+        <w:rPr>
+          <w:color w:val="EE0000"/>
+        </w:rPr>
+        <w:t>Sampleboxen sind aus Pappe gefertigte Mappen, in welchen sich Produktmuster befinden, um diese zum Kunden zu transportieren</w:t>
+      </w:r>
+      <w:r>
+        <w:t xml:space="preserve">. Das Projekt war zwei geteilt. So durfte ich in der Mitte meines Praktikums </w:t>
+      </w:r>
+      <w:r>
+        <w:lastRenderedPageBreak/>
+        <w:t xml:space="preserve">schon die Daten für den Europäischen Markt anpassen und finalisieren, sodass die Box druckfertig war. </w:t>
+      </w:r>
+    </w:p>
+    <w:p>
+      <w:pPr>
+        <w:pStyle w:val="MHUIFlietext"/>
+      </w:pPr>
+      <w:r>
+        <w:t xml:space="preserve">Jedoch war das nicht das Ende </w:t>
+      </w:r>
+      <w:proofErr w:type="gramStart"/>
+      <w:r>
+        <w:t>das Projektes</w:t>
+      </w:r>
+      <w:proofErr w:type="gramEnd"/>
+      <w:r>
+        <w:t>. In der Abschlussphase meines Praktikums sollten die Mappen auch für den US-Markt adaptiert werden. Die größte Herausforderung waren hier die US-Maße und das Zusammenspiel der Laschen und Klappmechanismen. Ein Probeausdruck und zusammenbasteln im kleinen Maßstab halfen hier erheblich.</w:t>
       </w:r>
     </w:p>
     <w:p>
@@ -3900,6 +4638,104 @@
       </w:pPr>
       <w:r>
         <w:t>Photoshop</w:t>
+      </w:r>
+    </w:p>
+    <w:p>
+      <w:pPr>
+        <w:pStyle w:val="MHUIFlietext"/>
+      </w:pPr>
+      <w:r>
+        <w:t>Neben InDesign verbrachte ich mit die meiste Zeit in Adobe Photoshop. Viele kleinere und größere Aufgaben durfte ich hiermit bewältigen. Von Weihnachtsbildern über interne Rabattaktionen hinzu Material für die Website war hier alles mit dabei. Im Folgenden gehe ich noch einmal auf die spannendsten dieser Aufgaben ein.</w:t>
+      </w:r>
+    </w:p>
+    <w:p>
+      <w:pPr>
+        <w:pStyle w:val="MHUIFlietext"/>
+      </w:pPr>
+      <w:r>
+        <w:t>Die meisten dieser Aufgaben wurden über das E-Commerce</w:t>
+      </w:r>
+      <w:r>
+        <w:t xml:space="preserve"> (Ecom)</w:t>
+      </w:r>
+      <w:r>
+        <w:t xml:space="preserve"> Team eingespielt, mit welchem ich auch im engeren Austausch stand. Das erste einer ganzen Reihe an Projekten war die Entwicklung eines Bilds für die Hero-</w:t>
+      </w:r>
+      <w:proofErr w:type="spellStart"/>
+      <w:r>
+        <w:t>Section</w:t>
+      </w:r>
+      <w:proofErr w:type="spellEnd"/>
+      <w:r>
+        <w:t xml:space="preserve"> der d-c-fix Homepage. Gedacht war das Bild als Angleichung der Optik an das Corporate Design der Marke, bis die IT im Hintergrund neue Möglichkeiten bei der Websiteerstellung schafft. Zunächst galt es nur das zu dem Zeitpunkt bereits integrierte Motiv mit den firmenspezifischen </w:t>
+      </w:r>
+      <w:proofErr w:type="spellStart"/>
+      <w:r>
+        <w:t>Memphispattern</w:t>
+      </w:r>
+      <w:proofErr w:type="spellEnd"/>
+      <w:r>
+        <w:t xml:space="preserve"> zu versehen und die Buttons darunter anzugleichen. Recht schnell wurde aber im Gespräch klar, dass das Motiv doch nicht den Ansprüchen genügt. So recherchierte ich nach ähnlichen Bildern, welche dann im nächsten Schritt aussortiert wurden und das finale Bild mit der passenden Klebefolie versehen </w:t>
+      </w:r>
+      <w:r>
+        <w:lastRenderedPageBreak/>
+        <w:t xml:space="preserve">wurde. </w:t>
+      </w:r>
+      <w:r>
+        <w:t>In Zusammenarbeit mit dem Ecom-Team wurde das fertige Bild in die Webumgebung integriert.</w:t>
+      </w:r>
+    </w:p>
+    <w:p>
+      <w:pPr>
+        <w:pStyle w:val="MHUIFlietext"/>
+      </w:pPr>
+      <w:r>
+        <w:t xml:space="preserve">Das größte Projekt, welches ausschließlich mit Photoshop bearbeitet wurde war ein anpassbares </w:t>
+      </w:r>
+      <w:proofErr w:type="spellStart"/>
+      <w:r>
+        <w:t>Küchenmapping</w:t>
+      </w:r>
+      <w:proofErr w:type="spellEnd"/>
+      <w:r>
+        <w:t xml:space="preserve">. Ziel des Mappings war es alle Produktgruppen von d-c-fix in einem Bild abzubilden. Dafür bot sich eine Küche als optimales Grundmotiv an, da hier Wand-, Bodenfliesen, Klebe-, Fensterfolie und Tischsets zum Einsatz kommen. Die Suche </w:t>
+      </w:r>
+      <w:proofErr w:type="gramStart"/>
+      <w:r>
+        <w:t>nach einem einfacher zu bearbeitenden Bild</w:t>
+      </w:r>
+      <w:proofErr w:type="gramEnd"/>
+      <w:r>
+        <w:t xml:space="preserve"> gestaltete sich jedoch recht schwierig, da eben so viele unterschiedliche Elemente zusammenpassen müssen. Da Das Ecom Team sich drei unterschiedliche Varianten des Bildes, mit jeweils einem anderen Stil, wünschte, erstellte ich die Datei mit Austauschbarkeit als Gedanke. So lassen sich alle bearbeiteten Flächen auch im Nachhinein noch schnell mit einem anderen Muster oder Produkt ersetzen. Dies war auch schlussendlich sehr hilfreich, da, wie bei den meisten Projekten, auch hier </w:t>
+      </w:r>
+      <w:proofErr w:type="spellStart"/>
+      <w:r>
+        <w:t>nocheinmal</w:t>
+      </w:r>
+      <w:proofErr w:type="spellEnd"/>
+      <w:r>
+        <w:t xml:space="preserve"> Änderungswünsche hinzukamen. </w:t>
+      </w:r>
+    </w:p>
+    <w:p>
+      <w:pPr>
+        <w:pStyle w:val="MHUIFlietext"/>
+      </w:pPr>
+      <w:proofErr w:type="spellStart"/>
+      <w:r>
+        <w:t>Vorallem</w:t>
+      </w:r>
+      <w:proofErr w:type="spellEnd"/>
+      <w:r>
+        <w:t xml:space="preserve"> während dieses Projektes lernte ich Photoshop sehr tief kennen und </w:t>
+      </w:r>
+      <w:proofErr w:type="gramStart"/>
+      <w:r>
+        <w:t>auch</w:t>
+      </w:r>
+      <w:proofErr w:type="gramEnd"/>
+      <w:r>
+        <w:t xml:space="preserve"> was es an Zeit benötigen kann, wenn viele Aspekte, teils mehrfach, bearbeitet werden müssen. </w:t>
       </w:r>
     </w:p>
     <w:p>
@@ -3915,6 +4751,201 @@
     </w:p>
     <w:p>
       <w:pPr>
+        <w:pStyle w:val="MHUIFlietext"/>
+      </w:pPr>
+      <w:r>
+        <w:t xml:space="preserve">Durch mein Praktikum bei der KH GmbH konnte ich viel vollständig </w:t>
+      </w:r>
+      <w:proofErr w:type="gramStart"/>
+      <w:r>
+        <w:t>neues</w:t>
+      </w:r>
+      <w:proofErr w:type="gramEnd"/>
+      <w:r>
+        <w:t xml:space="preserve"> lernen, mein Wissen vertiefen und Einblicke in vollständig andere Bereiche werfen. </w:t>
+      </w:r>
+    </w:p>
+    <w:p>
+      <w:pPr>
+        <w:pStyle w:val="MHUIFlietext"/>
+      </w:pPr>
+      <w:r>
+        <w:t xml:space="preserve">Viele der Projekte waren auf ihre eigene Weise sehr herausfordernd. Kommunikation war meist </w:t>
+      </w:r>
+      <w:proofErr w:type="gramStart"/>
+      <w:r>
+        <w:t>mit die größte Herausforderung</w:t>
+      </w:r>
+      <w:proofErr w:type="gramEnd"/>
+      <w:r>
+        <w:t xml:space="preserve">. Klare Briefings zu den Projekten waren nicht immer die Norm, sodass Rückfragen oft auch bei kleineren Projekten nötig waren. Herausfordernd hieran war auch die richtigen Fragen passend zu Auftraggeber und Projekt zu finden. </w:t>
+      </w:r>
+    </w:p>
+    <w:p>
+      <w:pPr>
+        <w:pStyle w:val="MHUIFlietext"/>
+      </w:pPr>
+      <w:r>
+        <w:t>D</w:t>
+      </w:r>
+      <w:r>
+        <w:t xml:space="preserve">adurch, dass dies des </w:t>
+      </w:r>
+      <w:proofErr w:type="spellStart"/>
+      <w:proofErr w:type="gramStart"/>
+      <w:r>
+        <w:t>öfteren</w:t>
+      </w:r>
+      <w:proofErr w:type="spellEnd"/>
+      <w:proofErr w:type="gramEnd"/>
+      <w:r>
+        <w:t xml:space="preserve"> geschah lernte ich damit umzugehen, nicht zuletzt durch die Hilfe meines Betreuers, welcher sich, soweit möglich, auch immer die Zeit nahm mich zu unterstützen und seine Erfahrungen diesbezüglich teilte. Wie in vorherigen Kapiteln </w:t>
+      </w:r>
+      <w:proofErr w:type="gramStart"/>
+      <w:r>
+        <w:t>erwähnt</w:t>
+      </w:r>
+      <w:proofErr w:type="gramEnd"/>
+      <w:r>
+        <w:t xml:space="preserve"> helfen auch schnelle persönliche Gespräche mit den beteiligten und regelmäßige Rücksprachetermine.</w:t>
+      </w:r>
+    </w:p>
+    <w:p>
+      <w:pPr>
+        <w:pStyle w:val="MHUIFlietext"/>
+      </w:pPr>
+      <w:r>
+        <w:t xml:space="preserve">Herausfordernd waren auch die großen Projekte, welche schon in </w:t>
+      </w:r>
+      <w:r>
+        <w:rPr>
+          <w:color w:val="EE0000"/>
+        </w:rPr>
+        <w:t>Kapitel (</w:t>
+      </w:r>
+      <w:r>
+        <w:t>) näher beschrieben wurden. Mit Zulieferern</w:t>
+      </w:r>
+      <w:r>
+        <w:t>, Ganze Kommunikationskonzepte entwickeln, mitverantwortlich für eine teure Plakatkampagne zu sein und vieles mehr waren alles Themen, welche ich mir zu Anfang nicht zugetraut hätte. Durch das sehr unterstützende Team und das große Vertrauen in mich wurden die Probleme jedoch um einiges kleiner und schlussendlich auch meisterbar.</w:t>
+      </w:r>
+    </w:p>
+    <w:p>
+      <w:pPr>
+        <w:pStyle w:val="MHUIFlietext"/>
+      </w:pPr>
+      <w:r>
+        <w:t xml:space="preserve">Eine weitere eher kleine Herausforderung war, dass ich zu Beginn wenig Wissen in Bezug auf Adobe Illustrator mitbrachte. Dieses Wissen </w:t>
+      </w:r>
+      <w:proofErr w:type="gramStart"/>
+      <w:r>
+        <w:t>lies</w:t>
+      </w:r>
+      <w:proofErr w:type="gramEnd"/>
+      <w:r>
+        <w:t xml:space="preserve"> sich jedoch recht schnell nachholen, durch online Dokumentation und die stets für Fragen offenen Kollegen und Kolleginnen.</w:t>
+      </w:r>
+    </w:p>
+    <w:p>
+      <w:pPr>
+        <w:pStyle w:val="MHUIFlietext"/>
+      </w:pPr>
+      <w:r>
+        <w:lastRenderedPageBreak/>
+        <w:t xml:space="preserve">Kleine Herausforderungen waren zudem der weite Anfahrtsweg und </w:t>
+      </w:r>
+      <w:r>
+        <w:t xml:space="preserve">die Verwendung von Mac OS. </w:t>
+      </w:r>
+    </w:p>
+    <w:p>
+      <w:pPr>
+        <w:pStyle w:val="MHUIFlietext"/>
+      </w:pPr>
+      <w:r>
+        <w:t>Die Herausforderungen standen aber in keinerlei Verhältnis zu</w:t>
+      </w:r>
+      <w:r>
+        <w:t xml:space="preserve"> all dem erlernten in so einer kurzen Zeit. Auch hier kann ich nur wieder betonen, dass dies vor allem dem offenen und hilfsbereiten Team zuzuschreiben ist. Wenn ich nach Feedback </w:t>
+      </w:r>
+      <w:proofErr w:type="gramStart"/>
+      <w:r>
+        <w:t>fragte</w:t>
+      </w:r>
+      <w:proofErr w:type="gramEnd"/>
+      <w:r>
+        <w:t xml:space="preserve"> erklärte sich meist sofort jemand bereit und nahm sich auch die Zeit tief auf Probleme und positives einzugehen. Man merkte, vor allem bei meinem Betreuer, dass auch viel daran lag einiges an Erfahrung zu teilen. So gab es unteranderem „Exkurse“ zum Thema Graphikdesigngeschichte, Inspiration,</w:t>
+      </w:r>
+      <w:r>
+        <w:t xml:space="preserve"> Drucktechnik,</w:t>
+      </w:r>
+      <w:r>
+        <w:t xml:space="preserve"> oder </w:t>
+      </w:r>
+      <w:proofErr w:type="gramStart"/>
+      <w:r>
+        <w:t>Techniken</w:t>
+      </w:r>
+      <w:proofErr w:type="gramEnd"/>
+      <w:r>
+        <w:t xml:space="preserve"> um auf den Kern von Intention und Design zu stoßen und zu hinterfragen. </w:t>
+      </w:r>
+    </w:p>
+    <w:p>
+      <w:pPr>
+        <w:pStyle w:val="MHUIFlietext"/>
+      </w:pPr>
+      <w:r>
+        <w:t>Auch andere Kollegen nahmen sich die Zeit mir Rede und Antwort zu stehen. Hier nahm ich besonders viel aus dem Gespräch mit einem 3d-Spezialisten und einer Eventmanagerin mit.</w:t>
+      </w:r>
+    </w:p>
+    <w:p>
+      <w:pPr>
+        <w:pStyle w:val="MHUIFlietext"/>
+      </w:pPr>
+      <w:r>
+        <w:t xml:space="preserve">Auch direkt zu Beginn wurden extra Einblicke in verschiedene Bereiche </w:t>
+      </w:r>
+      <w:proofErr w:type="gramStart"/>
+      <w:r>
+        <w:t>der  Firma</w:t>
+      </w:r>
+      <w:proofErr w:type="gramEnd"/>
+      <w:r>
+        <w:t xml:space="preserve"> ermöglicht, welche selbst andere Kollegen noch nicht hatten. So erhielt ich in jeden der Produktbereiche von d-c-fix und </w:t>
+      </w:r>
+      <w:proofErr w:type="spellStart"/>
+      <w:r>
+        <w:t>skai</w:t>
+      </w:r>
+      <w:proofErr w:type="spellEnd"/>
+      <w:r>
+        <w:t xml:space="preserve"> tiefere Einblicke und konnte mir die Fertigung und auch die Brenntest verschiedener Materialien genauer anschauen.</w:t>
+      </w:r>
+    </w:p>
+    <w:p>
+      <w:pPr>
+        <w:pStyle w:val="MHUIFlietext"/>
+      </w:pPr>
+      <w:r>
+        <w:t xml:space="preserve">Dadurch lernte ich unteranderem zwar viel über die Produkte, </w:t>
+      </w:r>
+      <w:proofErr w:type="gramStart"/>
+      <w:r>
+        <w:t>jedoch  vorrangig</w:t>
+      </w:r>
+      <w:proofErr w:type="gramEnd"/>
+      <w:r>
+        <w:t xml:space="preserve">, wie weitläufig so eine Firma sein kann und wie viele facettenreich ein großer Betrieb ist. Dazu trug auch mein Tag im Lager bei, in welchem ich auf Grund von Engpässen mit Azubis aushelfen sollte. </w:t>
+      </w:r>
+    </w:p>
+    <w:p>
+      <w:pPr>
+        <w:pStyle w:val="MHUIFlietext"/>
+      </w:pPr>
+    </w:p>
+    <w:p>
+      <w:pPr>
         <w:pStyle w:val="MHUIberschrift1"/>
       </w:pPr>
       <w:bookmarkStart w:id="17" w:name="_Toc223515366"/>
@@ -3923,6 +4954,113 @@
         <w:t>Reflexion</w:t>
       </w:r>
       <w:bookmarkEnd w:id="17"/>
+    </w:p>
+    <w:p>
+      <w:pPr>
+        <w:pStyle w:val="MHUIFlietext"/>
+      </w:pPr>
+      <w:r>
+        <w:t>Von dem Praxissemester hatte ich mir vor</w:t>
+      </w:r>
+      <w:r>
+        <w:t xml:space="preserve"> </w:t>
+      </w:r>
+      <w:r>
+        <w:t xml:space="preserve">allem einen Einblick in das tägliche </w:t>
+      </w:r>
+      <w:r>
+        <w:t>Geschäft</w:t>
+      </w:r>
+      <w:r>
+        <w:t xml:space="preserve"> eines großen Konzerns </w:t>
+      </w:r>
+      <w:r>
+        <w:t>und der darin befindlichen Teams erhofft. Zudem wollte ich wissen aus dem Studium anwenden und vertiefen können, also nicht nur tagtäglich simple</w:t>
+      </w:r>
+      <w:r>
+        <w:t xml:space="preserve">, repetitive </w:t>
+      </w:r>
+      <w:r>
+        <w:t>Aufgaben</w:t>
+      </w:r>
+      <w:r>
+        <w:t xml:space="preserve"> abarbeiten, sondern auch tiefergreifende Projekte durchführen. Außerdem stand auf der Liste meiner Erwartungen in Bezug auf zwischenmenschlicher Ebene dazuzulernen, ebenso wie tiefer in den Arbeitsalltag einzutauchen. Zu Anfang meiner Bewerbungsphase hatte ich mir auch erhofft in Teilen an UX/UI Projekten zu arbeiten.</w:t>
+      </w:r>
+    </w:p>
+    <w:p>
+      <w:pPr>
+        <w:pStyle w:val="MHUIFlietext"/>
+      </w:pPr>
+      <w:r>
+        <w:t xml:space="preserve">Da ich mich auf ein recht breites Feld an </w:t>
+      </w:r>
+      <w:r>
+        <w:t>Stellen bewarb war mir bewusst, dass die meisten Stellen nicht alle meiner Erwartungen erfüllen können. Schon bei der Bewerbung war offensichtlich, dass bei dieser Stelle der Fokus auf der Erarbeitung von Kommunikationskonzepten und der graphischen Seite dahinter liegt. Ich entschied mich trotz anderer Zusagen dennoch für diese Stelle, da Im Gespräch bereits klar wurde, dass sich Zeit für mich genommen werden würde und man als Person wertgeschätzt wird, was bei einigen anderen Stellen nicht der Fall gewesen ist.</w:t>
+      </w:r>
+    </w:p>
+    <w:p>
+      <w:pPr>
+        <w:pStyle w:val="MHUIFlietext"/>
+      </w:pPr>
+      <w:r>
+        <w:t>Dies bestätigte sich im Verlaufe des Praktikums umso mehr. Zudem lassen sich Vorgehensweise und Arbeitsabläufe auch auf andere Felder gut übertragen. So wurden hier zwar keine Projekte zum Thema UI durchgeführt, dennoch konnte ich viel erlerntes einbringen.</w:t>
+      </w:r>
+    </w:p>
+    <w:p>
+      <w:pPr>
+        <w:pStyle w:val="MHUIFlietext"/>
+      </w:pPr>
+      <w:r>
+        <w:t>Überdies war die Stelle der perfekte „</w:t>
+      </w:r>
+      <w:proofErr w:type="spellStart"/>
+      <w:r>
+        <w:t>deep</w:t>
+      </w:r>
+      <w:proofErr w:type="spellEnd"/>
+      <w:r>
+        <w:t xml:space="preserve"> </w:t>
+      </w:r>
+      <w:proofErr w:type="spellStart"/>
+      <w:r>
+        <w:t>dive</w:t>
+      </w:r>
+      <w:proofErr w:type="spellEnd"/>
+      <w:r>
+        <w:t xml:space="preserve">“ in einen Weltkonzern. </w:t>
+      </w:r>
+      <w:r>
+        <w:t xml:space="preserve">Von Globalen Problemen, bis hin zu den Herausforderungen der Zusammenarbeit von verschiedenen Teams konnte ich hier alles </w:t>
+      </w:r>
+      <w:r>
+        <w:lastRenderedPageBreak/>
+        <w:t xml:space="preserve">miterleben. </w:t>
+      </w:r>
+      <w:r>
+        <w:t>Auch die dadurch längeren Kommunikationswege konnte ich miterleben.</w:t>
+      </w:r>
+    </w:p>
+    <w:p>
+      <w:pPr>
+        <w:pStyle w:val="MHUIFlietext"/>
+      </w:pPr>
+      <w:r>
+        <w:t>Kleines Manko war der Pendelweg. So verbrachte ich täglich bis zu drei Stunden im Auto, was die Lebensqualität außerhalb des Arbeitsplatzes beeinträchtigte. Bei zukünftigen Stellen werde ich in jedem Fall auf kürzere Anfahrtswege als ein Bewerbungskriterium achten.</w:t>
+      </w:r>
+    </w:p>
+    <w:p>
+      <w:pPr>
+        <w:pStyle w:val="MHUIFlietext"/>
+      </w:pPr>
+      <w:r>
+        <w:t xml:space="preserve"> </w:t>
+      </w:r>
+      <w:r>
+        <w:t xml:space="preserve">Durch das Vertrauen und die Unterstützung des Teams konnte ich früh in, unteranderem sehr große, Projekte eintauchen. Dadurch konnte ich meine Fähigkeiten vertiefen und viel neues dazu lernen. Aufgaben die </w:t>
+      </w:r>
+      <w:r>
+        <w:t>bei der Vergabe unlösbar schienen ließen sich mit Geduld, Rücksprache und Zeit ausschließlich lösen. Ich bin sehr dankbar diese Erfahrung gemacht haben zu dürfen und bin der Meinung, dass mich das gelernte auf meinem Weg ein gutes Stück voranbringt.</w:t>
+      </w:r>
     </w:p>
     <w:p>
       <w:pPr>
@@ -3960,8 +5098,8 @@
         <w:br w:type="page"/>
       </w:r>
     </w:p>
-    <w:bookmarkStart w:id="20" w:name="_Toc155788198" w:displacedByCustomXml="next"/>
-    <w:bookmarkStart w:id="21" w:name="_Toc223515369" w:displacedByCustomXml="next"/>
+    <w:bookmarkStart w:id="20" w:name="_Toc223515369" w:displacedByCustomXml="next"/>
+    <w:bookmarkStart w:id="21" w:name="_Toc155788198" w:displacedByCustomXml="next"/>
     <w:sdt>
       <w:sdtPr>
         <w:rPr>
